--- a/docs/PROG209_Assignment1_Abdulai_Bah_D_Sunrise_Special.docx
+++ b/docs/PROG209_Assignment1_Abdulai_Bah_D_Sunrise_Special.docx
@@ -6042,7 +6042,7 @@
           <w:b w:val="0"/>
           <w:sz w:val="20"/>
         </w:rPr>
-        <w:t>All files (source code, icon, wireframe, screenshots, this documentation and README.md) are committed to the GitHub repository for this assignment, and the lecturer, Amandus Benjamin Coker, has been added as a collaborator. Repository link: ____________________________ (insert link before submitting).</w:t>
+        <w:t>All files (source code, icon, wireframe, screenshots, this documentation and README.md) are committed to the GitHub repository for this assignment, and the lecturer, Amandus Benjamin Coker, has been added as a collaborator. Repository link: https://github.com/AbdulaiBah479/prog209-swing-assignment-1</w:t>
       </w:r>
     </w:p>
     <w:p>
